--- a/docs/manuals/08_ETIS_Engineering_Studio_Azure_Operations_CLI_User_Guide.docx
+++ b/docs/manuals/08_ETIS_Engineering_Studio_Azure_Operations_CLI_User_Guide.docx
@@ -20,6 +20,10 @@
         <w:pStyle w:val="Title"/>
       </w:pPr>
       <w:r>
+        <w:rPr>
+          <w:color w:val="000000"/>
+          <w:u w:val="none"/>
+        </w:rPr>
         <w:t>Azure Operations CLI User Guide</w:t>
       </w:r>
     </w:p>
@@ -29,6 +33,11 @@
       </w:pPr>
       <w:r>
         <w:t>Complete operator reference for production inspection, validation, troubleshooting, and guarded runtime scaling</w:t>
+      </w:r>
+    </w:p>
+    <w:p>
+      <w:r>
+        <w:t>v0.18.0 manual edition. Software release candidate; publication follows deployment acceptance.</w:t>
       </w:r>
     </w:p>
     <w:tbl>
@@ -44,6 +53,7 @@
         <w:trPr>
           <w:cantSplit/>
           <w:tblHeader/>
+          <w:tblHeader/>
         </w:trPr>
         <w:tc>
           <w:tcPr>
@@ -57,6 +67,9 @@
             </w:tcMar>
           </w:tcPr>
           <w:p>
+            <w:pPr>
+              <w:keepNext w:val="0"/>
+            </w:pPr>
             <w:r>
               <w:rPr>
                 <w:b/>
@@ -76,6 +89,9 @@
             </w:tcMar>
           </w:tcPr>
           <w:p>
+            <w:pPr>
+              <w:keepNext w:val="0"/>
+            </w:pPr>
             <w:r>
               <w:t>ETIS production operators, course owners, maintainers, and administrators</w:t>
             </w:r>
@@ -98,6 +114,9 @@
             </w:tcMar>
           </w:tcPr>
           <w:p>
+            <w:pPr>
+              <w:keepNext w:val="0"/>
+            </w:pPr>
             <w:r>
               <w:rPr>
                 <w:b/>
@@ -117,6 +136,9 @@
             </w:tcMar>
           </w:tcPr>
           <w:p>
+            <w:pPr>
+              <w:keepNext w:val="0"/>
+            </w:pPr>
             <w:r>
               <w:t>Use the supported command-line interface safely, interpret every result, and know what to do when production differs from the accepted baseline.</w:t>
             </w:r>
@@ -139,6 +161,9 @@
             </w:tcMar>
           </w:tcPr>
           <w:p>
+            <w:pPr>
+              <w:keepNext w:val="0"/>
+            </w:pPr>
             <w:r>
               <w:rPr>
                 <w:b/>
@@ -158,6 +183,9 @@
             </w:tcMar>
           </w:tcPr>
           <w:p>
+            <w:pPr>
+              <w:keepNext w:val="0"/>
+            </w:pPr>
             <w:r>
               <w:t>https://simulator.etisframework.org</w:t>
             </w:r>
@@ -180,6 +208,9 @@
             </w:tcMar>
           </w:tcPr>
           <w:p>
+            <w:pPr>
+              <w:keepNext w:val="0"/>
+            </w:pPr>
             <w:r>
               <w:rPr>
                 <w:b/>
@@ -199,6 +230,9 @@
             </w:tcMar>
           </w:tcPr>
           <w:p>
+            <w:pPr>
+              <w:keepNext w:val="0"/>
+            </w:pPr>
             <w:r>
               <w:t>COMP 330/474 Software Engineering • Fall 2026</w:t>
             </w:r>
@@ -221,6 +255,9 @@
             </w:tcMar>
           </w:tcPr>
           <w:p>
+            <w:pPr>
+              <w:keepNext w:val="0"/>
+            </w:pPr>
             <w:r>
               <w:rPr>
                 <w:b/>
@@ -240,8 +277,11 @@
             </w:tcMar>
           </w:tcPr>
           <w:p>
+            <w:pPr>
+              <w:keepNext w:val="0"/>
+            </w:pPr>
             <w:r>
-              <w:t>Semester Start 2026 • August 23, 2026</w:t>
+              <w:t>v0.18.0 • October 2, 2026</w:t>
             </w:r>
           </w:p>
         </w:tc>
@@ -260,6 +300,7 @@
         <w:trPr>
           <w:cantSplit/>
           <w:tblHeader/>
+          <w:tblHeader/>
         </w:trPr>
         <w:tc>
           <w:tcPr>
@@ -273,6 +314,9 @@
             </w:tcMar>
           </w:tcPr>
           <w:p>
+            <w:pPr>
+              <w:keepNext w:val="0"/>
+            </w:pPr>
             <w:r>
               <w:rPr>
                 <w:b/>
@@ -322,6 +366,7 @@
         <w:trPr>
           <w:tblHeader w:val="true"/>
           <w:cantSplit/>
+          <w:tblHeader/>
         </w:trPr>
         <w:tc>
           <w:tcPr>
@@ -335,6 +380,9 @@
             </w:tcMar>
           </w:tcPr>
           <w:p>
+            <w:pPr>
+              <w:keepNext w:val="0"/>
+            </w:pPr>
             <w:r>
               <w:rPr>
                 <w:b/>
@@ -357,6 +405,9 @@
             </w:tcMar>
           </w:tcPr>
           <w:p>
+            <w:pPr>
+              <w:keepNext w:val="0"/>
+            </w:pPr>
             <w:r>
               <w:rPr>
                 <w:b/>
@@ -383,6 +434,9 @@
             </w:tcMar>
           </w:tcPr>
           <w:p>
+            <w:pPr>
+              <w:keepNext w:val="0"/>
+            </w:pPr>
             <w:r>
               <w:t>Executive Overview</w:t>
             </w:r>
@@ -399,6 +453,9 @@
             </w:tcMar>
           </w:tcPr>
           <w:p>
+            <w:pPr>
+              <w:keepNext w:val="0"/>
+            </w:pPr>
             <w:r>
               <w:t>Operating philosophy, accepted baseline, and command selection</w:t>
             </w:r>
@@ -426,6 +483,7 @@
         <w:trPr>
           <w:tblHeader w:val="true"/>
           <w:cantSplit/>
+          <w:tblHeader/>
         </w:trPr>
         <w:tc>
           <w:tcPr>
@@ -439,6 +497,9 @@
             </w:tcMar>
           </w:tcPr>
           <w:p>
+            <w:pPr>
+              <w:keepNext w:val="0"/>
+            </w:pPr>
             <w:r>
               <w:rPr>
                 <w:b/>
@@ -461,6 +522,9 @@
             </w:tcMar>
           </w:tcPr>
           <w:p>
+            <w:pPr>
+              <w:keepNext w:val="0"/>
+            </w:pPr>
             <w:r>
               <w:rPr>
                 <w:b/>
@@ -487,6 +551,9 @@
             </w:tcMar>
           </w:tcPr>
           <w:p>
+            <w:pPr>
+              <w:keepNext w:val="0"/>
+            </w:pPr>
             <w:r>
               <w:t>1-3</w:t>
             </w:r>
@@ -503,6 +570,9 @@
             </w:tcMar>
           </w:tcPr>
           <w:p>
+            <w:pPr>
+              <w:keepNext w:val="0"/>
+            </w:pPr>
             <w:r>
               <w:t>Safety model, prerequisites, output semantics</w:t>
             </w:r>
@@ -530,6 +600,7 @@
         <w:trPr>
           <w:tblHeader w:val="true"/>
           <w:cantSplit/>
+          <w:tblHeader/>
         </w:trPr>
         <w:tc>
           <w:tcPr>
@@ -543,6 +614,9 @@
             </w:tcMar>
           </w:tcPr>
           <w:p>
+            <w:pPr>
+              <w:keepNext w:val="0"/>
+            </w:pPr>
             <w:r>
               <w:rPr>
                 <w:b/>
@@ -565,6 +639,9 @@
             </w:tcMar>
           </w:tcPr>
           <w:p>
+            <w:pPr>
+              <w:keepNext w:val="0"/>
+            </w:pPr>
             <w:r>
               <w:rPr>
                 <w:b/>
@@ -591,6 +668,9 @@
             </w:tcMar>
           </w:tcPr>
           <w:p>
+            <w:pPr>
+              <w:keepNext w:val="0"/>
+            </w:pPr>
             <w:r>
               <w:t>4</w:t>
             </w:r>
@@ -607,6 +687,9 @@
             </w:tcMar>
           </w:tcPr>
           <w:p>
+            <w:pPr>
+              <w:keepNext w:val="0"/>
+            </w:pPr>
             <w:r>
               <w:t>Complete command reference with all options and examples</w:t>
             </w:r>
@@ -634,6 +717,7 @@
         <w:trPr>
           <w:tblHeader w:val="true"/>
           <w:cantSplit/>
+          <w:tblHeader/>
         </w:trPr>
         <w:tc>
           <w:tcPr>
@@ -647,6 +731,9 @@
             </w:tcMar>
           </w:tcPr>
           <w:p>
+            <w:pPr>
+              <w:keepNext w:val="0"/>
+            </w:pPr>
             <w:r>
               <w:rPr>
                 <w:b/>
@@ -669,6 +756,9 @@
             </w:tcMar>
           </w:tcPr>
           <w:p>
+            <w:pPr>
+              <w:keepNext w:val="0"/>
+            </w:pPr>
             <w:r>
               <w:rPr>
                 <w:b/>
@@ -695,6 +785,9 @@
             </w:tcMar>
           </w:tcPr>
           <w:p>
+            <w:pPr>
+              <w:keepNext w:val="0"/>
+            </w:pPr>
             <w:r>
               <w:t>5-7</w:t>
             </w:r>
@@ -711,6 +804,9 @@
             </w:tcMar>
           </w:tcPr>
           <w:p>
+            <w:pPr>
+              <w:keepNext w:val="0"/>
+            </w:pPr>
             <w:r>
               <w:t>Normal operating workflows, troubleshooting, and escalation</w:t>
             </w:r>
@@ -738,6 +834,7 @@
         <w:trPr>
           <w:tblHeader w:val="true"/>
           <w:cantSplit/>
+          <w:tblHeader/>
         </w:trPr>
         <w:tc>
           <w:tcPr>
@@ -751,6 +848,9 @@
             </w:tcMar>
           </w:tcPr>
           <w:p>
+            <w:pPr>
+              <w:keepNext w:val="0"/>
+            </w:pPr>
             <w:r>
               <w:rPr>
                 <w:b/>
@@ -773,6 +873,9 @@
             </w:tcMar>
           </w:tcPr>
           <w:p>
+            <w:pPr>
+              <w:keepNext w:val="0"/>
+            </w:pPr>
             <w:r>
               <w:rPr>
                 <w:b/>
@@ -799,6 +902,9 @@
             </w:tcMar>
           </w:tcPr>
           <w:p>
+            <w:pPr>
+              <w:keepNext w:val="0"/>
+            </w:pPr>
             <w:r>
               <w:t>Appendices</w:t>
             </w:r>
@@ -815,6 +921,9 @@
             </w:tcMar>
           </w:tcPr>
           <w:p>
+            <w:pPr>
+              <w:keepNext w:val="0"/>
+            </w:pPr>
             <w:r>
               <w:t>Command matrix, expected baseline, exit behavior, and examples</w:t>
             </w:r>
@@ -847,6 +956,7 @@
     </w:p>
     <w:p>
       <w:pPr>
+        <w:keepNext/>
         <w:jc w:val="center"/>
       </w:pPr>
       <w:r>
@@ -887,10 +997,15 @@
     <w:p>
       <w:pPr>
         <w:pStyle w:val="ETISCaption"/>
+        <w:keepNext w:val="0"/>
+        <w:keepLines/>
         <w:jc w:val="center"/>
       </w:pPr>
       <w:r>
         <w:t>Figure 1. Operator command map. Start with readiness, move to concise state, then run full acceptance when the question is “is this deployment production-ready?”</w:t>
+      </w:r>
+      <w:r>
+        <w:t xml:space="preserve"> Historical reference figure; current text governs.</w:t>
       </w:r>
     </w:p>
     <w:tbl>
@@ -905,6 +1020,7 @@
         <w:trPr>
           <w:cantSplit/>
           <w:tblHeader/>
+          <w:tblHeader/>
         </w:trPr>
         <w:tc>
           <w:tcPr>
@@ -918,6 +1034,9 @@
             </w:tcMar>
           </w:tcPr>
           <w:p>
+            <w:pPr>
+              <w:keepNext w:val="0"/>
+            </w:pPr>
             <w:r>
               <w:rPr>
                 <w:b/>
@@ -954,6 +1073,7 @@
         <w:trPr>
           <w:tblHeader w:val="true"/>
           <w:cantSplit/>
+          <w:tblHeader/>
         </w:trPr>
         <w:tc>
           <w:tcPr>
@@ -967,6 +1087,9 @@
             </w:tcMar>
           </w:tcPr>
           <w:p>
+            <w:pPr>
+              <w:keepNext w:val="0"/>
+            </w:pPr>
             <w:r>
               <w:rPr>
                 <w:b/>
@@ -989,6 +1112,9 @@
             </w:tcMar>
           </w:tcPr>
           <w:p>
+            <w:pPr>
+              <w:keepNext w:val="0"/>
+            </w:pPr>
             <w:r>
               <w:rPr>
                 <w:b/>
@@ -1015,6 +1141,9 @@
             </w:tcMar>
           </w:tcPr>
           <w:p>
+            <w:pPr>
+              <w:keepNext w:val="0"/>
+            </w:pPr>
             <w:r>
               <w:t>Can this workstation safely operate ETIS?</w:t>
             </w:r>
@@ -1031,6 +1160,9 @@
             </w:tcMar>
           </w:tcPr>
           <w:p>
+            <w:pPr>
+              <w:keepNext w:val="0"/>
+            </w:pPr>
             <w:r>
               <w:t>doctor</w:t>
             </w:r>
@@ -1052,6 +1184,9 @@
             </w:tcMar>
           </w:tcPr>
           <w:p>
+            <w:pPr>
+              <w:keepNext w:val="0"/>
+            </w:pPr>
             <w:r>
               <w:t>Is production generally healthy right now?</w:t>
             </w:r>
@@ -1068,6 +1203,9 @@
             </w:tcMar>
           </w:tcPr>
           <w:p>
+            <w:pPr>
+              <w:keepNext w:val="0"/>
+            </w:pPr>
             <w:r>
               <w:t>status</w:t>
             </w:r>
@@ -1089,6 +1227,9 @@
             </w:tcMar>
           </w:tcPr>
           <w:p>
+            <w:pPr>
+              <w:keepNext w:val="0"/>
+            </w:pPr>
             <w:r>
               <w:t>What is the live non-secret configuration?</w:t>
             </w:r>
@@ -1105,6 +1246,9 @@
             </w:tcMar>
           </w:tcPr>
           <w:p>
+            <w:pPr>
+              <w:keepNext w:val="0"/>
+            </w:pPr>
             <w:r>
               <w:t>config</w:t>
             </w:r>
@@ -1126,6 +1270,9 @@
             </w:tcMar>
           </w:tcPr>
           <w:p>
+            <w:pPr>
+              <w:keepNext w:val="0"/>
+            </w:pPr>
             <w:r>
               <w:t>Are public health/readiness endpoints healthy?</w:t>
             </w:r>
@@ -1142,6 +1289,9 @@
             </w:tcMar>
           </w:tcPr>
           <w:p>
+            <w:pPr>
+              <w:keepNext w:val="0"/>
+            </w:pPr>
             <w:r>
               <w:t>health</w:t>
             </w:r>
@@ -1163,6 +1313,9 @@
             </w:tcMar>
           </w:tcPr>
           <w:p>
+            <w:pPr>
+              <w:keepNext w:val="0"/>
+            </w:pPr>
             <w:r>
               <w:t>Are replicas ready/restarting?</w:t>
             </w:r>
@@ -1179,6 +1332,9 @@
             </w:tcMar>
           </w:tcPr>
           <w:p>
+            <w:pPr>
+              <w:keepNext w:val="0"/>
+            </w:pPr>
             <w:r>
               <w:t>replicas</w:t>
             </w:r>
@@ -1200,6 +1356,9 @@
             </w:tcMar>
           </w:tcPr>
           <w:p>
+            <w:pPr>
+              <w:keepNext w:val="0"/>
+            </w:pPr>
             <w:r>
               <w:t>Which revision has traffic?</w:t>
             </w:r>
@@ -1216,6 +1375,9 @@
             </w:tcMar>
           </w:tcPr>
           <w:p>
+            <w:pPr>
+              <w:keepNext w:val="0"/>
+            </w:pPr>
             <w:r>
               <w:t>revisions</w:t>
             </w:r>
@@ -1237,6 +1399,9 @@
             </w:tcMar>
           </w:tcPr>
           <w:p>
+            <w:pPr>
+              <w:keepNext w:val="0"/>
+            </w:pPr>
             <w:r>
               <w:t>What happened recently?</w:t>
             </w:r>
@@ -1253,6 +1418,9 @@
             </w:tcMar>
           </w:tcPr>
           <w:p>
+            <w:pPr>
+              <w:keepNext w:val="0"/>
+            </w:pPr>
             <w:r>
               <w:t>logs</w:t>
             </w:r>
@@ -1274,6 +1442,9 @@
             </w:tcMar>
           </w:tcPr>
           <w:p>
+            <w:pPr>
+              <w:keepNext w:val="0"/>
+            </w:pPr>
             <w:r>
               <w:t>What is month-to-date spend?</w:t>
             </w:r>
@@ -1290,6 +1461,9 @@
             </w:tcMar>
           </w:tcPr>
           <w:p>
+            <w:pPr>
+              <w:keepNext w:val="0"/>
+            </w:pPr>
             <w:r>
               <w:t>cost</w:t>
             </w:r>
@@ -1311,6 +1485,9 @@
             </w:tcMar>
           </w:tcPr>
           <w:p>
+            <w:pPr>
+              <w:keepNext w:val="0"/>
+            </w:pPr>
             <w:r>
               <w:t>Are budget controls configured?</w:t>
             </w:r>
@@ -1327,6 +1504,9 @@
             </w:tcMar>
           </w:tcPr>
           <w:p>
+            <w:pPr>
+              <w:keepNext w:val="0"/>
+            </w:pPr>
             <w:r>
               <w:t>budget</w:t>
             </w:r>
@@ -1348,6 +1528,9 @@
             </w:tcMar>
           </w:tcPr>
           <w:p>
+            <w:pPr>
+              <w:keepNext w:val="0"/>
+            </w:pPr>
             <w:r>
               <w:t>Does the externally visible app behave correctly?</w:t>
             </w:r>
@@ -1364,6 +1547,9 @@
             </w:tcMar>
           </w:tcPr>
           <w:p>
+            <w:pPr>
+              <w:keepNext w:val="0"/>
+            </w:pPr>
             <w:r>
               <w:t>smoke</w:t>
             </w:r>
@@ -1385,6 +1571,9 @@
             </w:tcMar>
           </w:tcPr>
           <w:p>
+            <w:pPr>
+              <w:keepNext w:val="0"/>
+            </w:pPr>
             <w:r>
               <w:t>Does runtime match the accepted/source baseline?</w:t>
             </w:r>
@@ -1401,6 +1590,9 @@
             </w:tcMar>
           </w:tcPr>
           <w:p>
+            <w:pPr>
+              <w:keepNext w:val="0"/>
+            </w:pPr>
             <w:r>
               <w:t>drift</w:t>
             </w:r>
@@ -1422,6 +1614,9 @@
             </w:tcMar>
           </w:tcPr>
           <w:p>
+            <w:pPr>
+              <w:keepNext w:val="0"/>
+            </w:pPr>
             <w:r>
               <w:t>Did the deployment pass all required production checks?</w:t>
             </w:r>
@@ -1438,6 +1633,9 @@
             </w:tcMar>
           </w:tcPr>
           <w:p>
+            <w:pPr>
+              <w:keepNext w:val="0"/>
+            </w:pPr>
             <w:r>
               <w:t>acceptance</w:t>
             </w:r>
@@ -1459,6 +1657,9 @@
             </w:tcMar>
           </w:tcPr>
           <w:p>
+            <w:pPr>
+              <w:keepNext w:val="0"/>
+            </w:pPr>
             <w:r>
               <w:t>Do I need a temporary runtime scaling override?</w:t>
             </w:r>
@@ -1475,6 +1676,9 @@
             </w:tcMar>
           </w:tcPr>
           <w:p>
+            <w:pPr>
+              <w:keepNext w:val="0"/>
+            </w:pPr>
             <w:r>
               <w:t>scale - guarded mutation</w:t>
             </w:r>
@@ -1629,6 +1833,7 @@
         <w:trPr>
           <w:cantSplit/>
           <w:tblHeader/>
+          <w:tblHeader/>
         </w:trPr>
         <w:tc>
           <w:tcPr>
@@ -1644,6 +1849,7 @@
           <w:p>
             <w:pPr>
               <w:pStyle w:val="ETISCode"/>
+              <w:keepNext w:val="0"/>
               <w:spacing w:after="0"/>
             </w:pPr>
             <w:r>
@@ -1670,6 +1876,7 @@
         <w:trPr>
           <w:cantSplit/>
           <w:tblHeader/>
+          <w:tblHeader/>
         </w:trPr>
         <w:tc>
           <w:tcPr>
@@ -1683,6 +1890,9 @@
             </w:tcMar>
           </w:tcPr>
           <w:p>
+            <w:pPr>
+              <w:keepNext w:val="0"/>
+            </w:pPr>
             <w:r>
               <w:rPr>
                 <w:b/>
@@ -1728,6 +1938,7 @@
         <w:trPr>
           <w:tblHeader w:val="true"/>
           <w:cantSplit/>
+          <w:tblHeader/>
         </w:trPr>
         <w:tc>
           <w:tcPr>
@@ -1741,6 +1952,9 @@
             </w:tcMar>
           </w:tcPr>
           <w:p>
+            <w:pPr>
+              <w:keepNext w:val="0"/>
+            </w:pPr>
             <w:r>
               <w:rPr>
                 <w:b/>
@@ -1763,6 +1977,9 @@
             </w:tcMar>
           </w:tcPr>
           <w:p>
+            <w:pPr>
+              <w:keepNext w:val="0"/>
+            </w:pPr>
             <w:r>
               <w:rPr>
                 <w:b/>
@@ -1785,6 +2002,9 @@
             </w:tcMar>
           </w:tcPr>
           <w:p>
+            <w:pPr>
+              <w:keepNext w:val="0"/>
+            </w:pPr>
             <w:r>
               <w:rPr>
                 <w:b/>
@@ -1811,6 +2031,9 @@
             </w:tcMar>
           </w:tcPr>
           <w:p>
+            <w:pPr>
+              <w:keepNext w:val="0"/>
+            </w:pPr>
             <w:r>
               <w:t>PASS</w:t>
             </w:r>
@@ -1827,6 +2050,9 @@
             </w:tcMar>
           </w:tcPr>
           <w:p>
+            <w:pPr>
+              <w:keepNext w:val="0"/>
+            </w:pPr>
             <w:r>
               <w:t>The checked invariant matches the accepted/healthy condition.</w:t>
             </w:r>
@@ -1843,6 +2069,9 @@
             </w:tcMar>
           </w:tcPr>
           <w:p>
+            <w:pPr>
+              <w:keepNext w:val="0"/>
+            </w:pPr>
             <w:r>
               <w:t>Continue. A collection of PASS results supports, but does not replace, the final acceptance report.</w:t>
             </w:r>
@@ -1864,6 +2093,9 @@
             </w:tcMar>
           </w:tcPr>
           <w:p>
+            <w:pPr>
+              <w:keepNext w:val="0"/>
+            </w:pPr>
             <w:r>
               <w:t>WARN</w:t>
             </w:r>
@@ -1880,6 +2112,9 @@
             </w:tcMar>
           </w:tcPr>
           <w:p>
+            <w:pPr>
+              <w:keepNext w:val="0"/>
+            </w:pPr>
             <w:r>
               <w:t>The command completed but found an advisory or degraded condition.</w:t>
             </w:r>
@@ -1896,6 +2131,9 @@
             </w:tcMar>
           </w:tcPr>
           <w:p>
+            <w:pPr>
+              <w:keepNext w:val="0"/>
+            </w:pPr>
             <w:r>
               <w:t>Read the note. Determine whether it is expected, transient, or a precursor to failure.</w:t>
             </w:r>
@@ -1917,6 +2155,9 @@
             </w:tcMar>
           </w:tcPr>
           <w:p>
+            <w:pPr>
+              <w:keepNext w:val="0"/>
+            </w:pPr>
             <w:r>
               <w:t>FAIL</w:t>
             </w:r>
@@ -1933,6 +2174,9 @@
             </w:tcMar>
           </w:tcPr>
           <w:p>
+            <w:pPr>
+              <w:keepNext w:val="0"/>
+            </w:pPr>
             <w:r>
               <w:t>A required invariant or operation failed.</w:t>
             </w:r>
@@ -1949,6 +2193,9 @@
             </w:tcMar>
           </w:tcPr>
           <w:p>
+            <w:pPr>
+              <w:keepNext w:val="0"/>
+            </w:pPr>
             <w:r>
               <w:t>Do not declare production accepted. Investigate the indicated boundary before mutation.</w:t>
             </w:r>
@@ -1970,6 +2217,9 @@
             </w:tcMar>
           </w:tcPr>
           <w:p>
+            <w:pPr>
+              <w:keepNext w:val="0"/>
+            </w:pPr>
             <w:r>
               <w:t>INFO</w:t>
             </w:r>
@@ -1986,6 +2236,9 @@
             </w:tcMar>
           </w:tcPr>
           <w:p>
+            <w:pPr>
+              <w:keepNext w:val="0"/>
+            </w:pPr>
             <w:r>
               <w:t>Context or telemetry without pass/fail authority.</w:t>
             </w:r>
@@ -2002,6 +2255,9 @@
             </w:tcMar>
           </w:tcPr>
           <w:p>
+            <w:pPr>
+              <w:keepNext w:val="0"/>
+            </w:pPr>
             <w:r>
               <w:t>Use it to understand the environment; do not treat it as an acceptance gate.</w:t>
             </w:r>
@@ -2055,6 +2311,7 @@
         <w:trPr>
           <w:cantSplit/>
           <w:tblHeader/>
+          <w:tblHeader/>
         </w:trPr>
         <w:tc>
           <w:tcPr>
@@ -2070,6 +2327,7 @@
           <w:p>
             <w:pPr>
               <w:pStyle w:val="ETISCode"/>
+              <w:keepNext w:val="0"/>
               <w:spacing w:after="0"/>
             </w:pPr>
             <w:r>
@@ -2155,6 +2413,7 @@
         <w:trPr>
           <w:cantSplit/>
           <w:tblHeader/>
+          <w:tblHeader/>
         </w:trPr>
         <w:tc>
           <w:tcPr>
@@ -2170,6 +2429,7 @@
           <w:p>
             <w:pPr>
               <w:pStyle w:val="ETISCode"/>
+              <w:keepNext w:val="0"/>
               <w:spacing w:after="0"/>
             </w:pPr>
             <w:r>
@@ -2243,6 +2503,7 @@
         <w:trPr>
           <w:cantSplit/>
           <w:tblHeader/>
+          <w:tblHeader/>
         </w:trPr>
         <w:tc>
           <w:tcPr>
@@ -2258,6 +2519,7 @@
           <w:p>
             <w:pPr>
               <w:pStyle w:val="ETISCode"/>
+              <w:keepNext w:val="0"/>
               <w:spacing w:after="0"/>
             </w:pPr>
             <w:r>
@@ -2331,6 +2593,7 @@
         <w:trPr>
           <w:cantSplit/>
           <w:tblHeader/>
+          <w:tblHeader/>
         </w:trPr>
         <w:tc>
           <w:tcPr>
@@ -2346,6 +2609,7 @@
           <w:p>
             <w:pPr>
               <w:pStyle w:val="ETISCode"/>
+              <w:keepNext w:val="0"/>
               <w:spacing w:after="0"/>
             </w:pPr>
             <w:r>
@@ -2419,6 +2683,7 @@
         <w:trPr>
           <w:cantSplit/>
           <w:tblHeader/>
+          <w:tblHeader/>
         </w:trPr>
         <w:tc>
           <w:tcPr>
@@ -2434,6 +2699,7 @@
           <w:p>
             <w:pPr>
               <w:pStyle w:val="ETISCode"/>
+              <w:keepNext w:val="0"/>
               <w:spacing w:after="0"/>
             </w:pPr>
             <w:r>
@@ -2507,6 +2773,7 @@
         <w:trPr>
           <w:cantSplit/>
           <w:tblHeader/>
+          <w:tblHeader/>
         </w:trPr>
         <w:tc>
           <w:tcPr>
@@ -2522,6 +2789,7 @@
           <w:p>
             <w:pPr>
               <w:pStyle w:val="ETISCode"/>
+              <w:keepNext w:val="0"/>
               <w:spacing w:after="0"/>
             </w:pPr>
             <w:r>
@@ -2595,6 +2863,7 @@
         <w:trPr>
           <w:cantSplit/>
           <w:tblHeader/>
+          <w:tblHeader/>
         </w:trPr>
         <w:tc>
           <w:tcPr>
@@ -2610,6 +2879,7 @@
           <w:p>
             <w:pPr>
               <w:pStyle w:val="ETISCode"/>
+              <w:keepNext w:val="0"/>
               <w:spacing w:after="0"/>
             </w:pPr>
             <w:r>
@@ -2683,6 +2953,7 @@
         <w:trPr>
           <w:cantSplit/>
           <w:tblHeader/>
+          <w:tblHeader/>
         </w:trPr>
         <w:tc>
           <w:tcPr>
@@ -2698,6 +2969,7 @@
           <w:p>
             <w:pPr>
               <w:pStyle w:val="ETISCode"/>
+              <w:keepNext w:val="0"/>
               <w:spacing w:after="0"/>
             </w:pPr>
             <w:r>
@@ -2801,6 +3073,7 @@
         <w:trPr>
           <w:cantSplit/>
           <w:tblHeader/>
+          <w:tblHeader/>
         </w:trPr>
         <w:tc>
           <w:tcPr>
@@ -2816,6 +3089,7 @@
           <w:p>
             <w:pPr>
               <w:pStyle w:val="ETISCode"/>
+              <w:keepNext w:val="0"/>
               <w:spacing w:after="0"/>
             </w:pPr>
             <w:r>
@@ -2889,6 +3163,7 @@
         <w:trPr>
           <w:cantSplit/>
           <w:tblHeader/>
+          <w:tblHeader/>
         </w:trPr>
         <w:tc>
           <w:tcPr>
@@ -2904,6 +3179,7 @@
           <w:p>
             <w:pPr>
               <w:pStyle w:val="ETISCode"/>
+              <w:keepNext w:val="0"/>
               <w:spacing w:after="0"/>
             </w:pPr>
             <w:r>
@@ -2977,6 +3253,7 @@
         <w:trPr>
           <w:cantSplit/>
           <w:tblHeader/>
+          <w:tblHeader/>
         </w:trPr>
         <w:tc>
           <w:tcPr>
@@ -2992,6 +3269,7 @@
           <w:p>
             <w:pPr>
               <w:pStyle w:val="ETISCode"/>
+              <w:keepNext w:val="0"/>
               <w:spacing w:after="0"/>
             </w:pPr>
             <w:r>
@@ -3065,6 +3343,7 @@
         <w:trPr>
           <w:cantSplit/>
           <w:tblHeader/>
+          <w:tblHeader/>
         </w:trPr>
         <w:tc>
           <w:tcPr>
@@ -3080,6 +3359,7 @@
           <w:p>
             <w:pPr>
               <w:pStyle w:val="ETISCode"/>
+              <w:keepNext w:val="0"/>
               <w:spacing w:after="0"/>
             </w:pPr>
             <w:r>
@@ -3153,6 +3433,7 @@
         <w:trPr>
           <w:cantSplit/>
           <w:tblHeader/>
+          <w:tblHeader/>
         </w:trPr>
         <w:tc>
           <w:tcPr>
@@ -3168,6 +3449,7 @@
           <w:p>
             <w:pPr>
               <w:pStyle w:val="ETISCode"/>
+              <w:keepNext w:val="0"/>
               <w:spacing w:after="0"/>
             </w:pPr>
             <w:r>
@@ -3241,6 +3523,7 @@
         <w:trPr>
           <w:cantSplit/>
           <w:tblHeader/>
+          <w:tblHeader/>
         </w:trPr>
         <w:tc>
           <w:tcPr>
@@ -3256,6 +3539,7 @@
           <w:p>
             <w:pPr>
               <w:pStyle w:val="ETISCode"/>
+              <w:keepNext w:val="0"/>
               <w:spacing w:after="0"/>
             </w:pPr>
             <w:r>
@@ -3310,6 +3594,29 @@
     </w:p>
     <w:p>
       <w:pPr>
+        <w:pStyle w:val="Heading2"/>
+      </w:pPr>
+      <w:r>
+        <w:t>Release version and live provenance</w:t>
+      </w:r>
+    </w:p>
+    <w:p>
+      <w:r>
+        <w:t>The v0.18.0 source version is defined in apps/api/app/version.py. FastAPI/OpenAPI and /health use that value. Source version, merged Git SHA, immutable image/revision, deployment success and production acceptance are separate evidence. The August GO records and v0.17 analytical history keep their original dates and versions.</w:t>
+      </w:r>
+    </w:p>
+    <w:p>
+      <w:r>
+        <w:t>Production defaults remain legacy reasoning and legacy planning. Shadow validator/planner/selector/realizer evaluation remains internal and does not replace student-visible authority. This release introduces no PR5 authority transfer, database migration or course-model change.</w:t>
+      </w:r>
+    </w:p>
+    <w:p>
+      <w:r>
+        <w:t>A CLI health PASS alone does not verify the expected release image or the student journey. Compare /health version and modes with the intended deployment SHA and immutable image; then run acceptance and the human review/evidence smoke described in docs/releases/v0.18.0.md.</w:t>
+      </w:r>
+    </w:p>
+    <w:p>
+      <w:pPr>
         <w:pStyle w:val="Heading1"/>
       </w:pPr>
       <w:r>
@@ -3336,6 +3643,7 @@
         <w:trPr>
           <w:cantSplit/>
           <w:tblHeader/>
+          <w:tblHeader/>
         </w:trPr>
         <w:tc>
           <w:tcPr>
@@ -3351,6 +3659,7 @@
           <w:p>
             <w:pPr>
               <w:pStyle w:val="ETISCode"/>
+              <w:keepNext w:val="0"/>
               <w:spacing w:after="0"/>
             </w:pPr>
             <w:r>
@@ -3409,6 +3718,7 @@
         <w:trPr>
           <w:cantSplit/>
           <w:tblHeader/>
+          <w:tblHeader/>
         </w:trPr>
         <w:tc>
           <w:tcPr>
@@ -3424,6 +3734,7 @@
           <w:p>
             <w:pPr>
               <w:pStyle w:val="ETISCode"/>
+              <w:keepNext w:val="0"/>
               <w:spacing w:after="0"/>
             </w:pPr>
             <w:r>
@@ -3440,6 +3751,7 @@
     </w:p>
     <w:p>
       <w:pPr>
+        <w:keepNext/>
         <w:jc w:val="center"/>
       </w:pPr>
       <w:r>
@@ -3480,10 +3792,15 @@
     <w:p>
       <w:pPr>
         <w:pStyle w:val="ETISCaption"/>
+        <w:keepNext w:val="0"/>
+        <w:keepLines/>
         <w:jc w:val="center"/>
       </w:pPr>
       <w:r>
         <w:t>Figure 2. Deployment remains controlled in GitHub; the CLI validates the deployed result.</w:t>
+      </w:r>
+      <w:r>
+        <w:t xml:space="preserve"> Historical reference figure; current text governs.</w:t>
       </w:r>
     </w:p>
     <w:p>
@@ -3564,6 +3881,7 @@
     </w:p>
     <w:p>
       <w:pPr>
+        <w:keepNext/>
         <w:jc w:val="center"/>
       </w:pPr>
       <w:r>
@@ -3604,10 +3922,15 @@
     <w:p>
       <w:pPr>
         <w:pStyle w:val="ETISCaption"/>
+        <w:keepNext w:val="0"/>
+        <w:keepLines/>
         <w:jc w:val="center"/>
       </w:pPr>
       <w:r>
         <w:t>Figure 3. Drift is an investigation signal. Decide which side is authoritative before reconciling.</w:t>
+      </w:r>
+      <w:r>
+        <w:t xml:space="preserve"> Historical reference figure; current text governs.</w:t>
       </w:r>
     </w:p>
     <w:p>
@@ -3634,6 +3957,7 @@
         <w:trPr>
           <w:tblHeader w:val="true"/>
           <w:cantSplit/>
+          <w:tblHeader/>
         </w:trPr>
         <w:tc>
           <w:tcPr>
@@ -3647,6 +3971,9 @@
             </w:tcMar>
           </w:tcPr>
           <w:p>
+            <w:pPr>
+              <w:keepNext w:val="0"/>
+            </w:pPr>
             <w:r>
               <w:rPr>
                 <w:b/>
@@ -3669,6 +3996,9 @@
             </w:tcMar>
           </w:tcPr>
           <w:p>
+            <w:pPr>
+              <w:keepNext w:val="0"/>
+            </w:pPr>
             <w:r>
               <w:rPr>
                 <w:b/>
@@ -3691,6 +4021,9 @@
             </w:tcMar>
           </w:tcPr>
           <w:p>
+            <w:pPr>
+              <w:keepNext w:val="0"/>
+            </w:pPr>
             <w:r>
               <w:rPr>
                 <w:b/>
@@ -3717,6 +4050,9 @@
             </w:tcMar>
           </w:tcPr>
           <w:p>
+            <w:pPr>
+              <w:keepNext w:val="0"/>
+            </w:pPr>
             <w:r>
               <w:t>Site unavailable</w:t>
             </w:r>
@@ -3733,6 +4069,9 @@
             </w:tcMar>
           </w:tcPr>
           <w:p>
+            <w:pPr>
+              <w:keepNext w:val="0"/>
+            </w:pPr>
             <w:r>
               <w:t>status → health → replicas → logs</w:t>
             </w:r>
@@ -3749,6 +4088,9 @@
             </w:tcMar>
           </w:tcPr>
           <w:p>
+            <w:pPr>
+              <w:keepNext w:val="0"/>
+            </w:pPr>
             <w:r>
               <w:t>Container App/ingress/runtime</w:t>
             </w:r>
@@ -3770,6 +4112,9 @@
             </w:tcMar>
           </w:tcPr>
           <w:p>
+            <w:pPr>
+              <w:keepNext w:val="0"/>
+            </w:pPr>
             <w:r>
               <w:t>/health 200 but /ready fails</w:t>
             </w:r>
@@ -3786,6 +4131,9 @@
             </w:tcMar>
           </w:tcPr>
           <w:p>
+            <w:pPr>
+              <w:keepNext w:val="0"/>
+            </w:pPr>
             <w:r>
               <w:t>health → logs → config</w:t>
             </w:r>
@@ -3802,6 +4150,9 @@
             </w:tcMar>
           </w:tcPr>
           <w:p>
+            <w:pPr>
+              <w:keepNext w:val="0"/>
+            </w:pPr>
             <w:r>
               <w:t>Database, migration, startup dependency</w:t>
             </w:r>
@@ -3823,6 +4174,9 @@
             </w:tcMar>
           </w:tcPr>
           <w:p>
+            <w:pPr>
+              <w:keepNext w:val="0"/>
+            </w:pPr>
             <w:r>
               <w:t>Login loop/blank shell</w:t>
             </w:r>
@@ -3839,6 +4193,9 @@
             </w:tcMar>
           </w:tcPr>
           <w:p>
+            <w:pPr>
+              <w:keepNext w:val="0"/>
+            </w:pPr>
             <w:r>
               <w:t>smoke → logs</w:t>
             </w:r>
@@ -3855,6 +4212,9 @@
             </w:tcMar>
           </w:tcPr>
           <w:p>
+            <w:pPr>
+              <w:keepNext w:val="0"/>
+            </w:pPr>
             <w:r>
               <w:t>Entra callback/session/bootstrap</w:t>
             </w:r>
@@ -3876,6 +4236,9 @@
             </w:tcMar>
           </w:tcPr>
           <w:p>
+            <w:pPr>
+              <w:keepNext w:val="0"/>
+            </w:pPr>
             <w:r>
               <w:t>Repository verification fails</w:t>
             </w:r>
@@ -3892,6 +4255,9 @@
             </w:tcMar>
           </w:tcPr>
           <w:p>
+            <w:pPr>
+              <w:keepNext w:val="0"/>
+            </w:pPr>
             <w:r>
               <w:t>smoke/status then instructor/student onboarding checks</w:t>
             </w:r>
@@ -3908,6 +4274,9 @@
             </w:tcMar>
           </w:tcPr>
           <w:p>
+            <w:pPr>
+              <w:keepNext w:val="0"/>
+            </w:pPr>
             <w:r>
               <w:t>GitHub App authorization or wrong repo</w:t>
             </w:r>
@@ -3929,6 +4298,9 @@
             </w:tcMar>
           </w:tcPr>
           <w:p>
+            <w:pPr>
+              <w:keepNext w:val="0"/>
+            </w:pPr>
             <w:r>
               <w:t>Repeated restarts</w:t>
             </w:r>
@@ -3945,6 +4317,9 @@
             </w:tcMar>
           </w:tcPr>
           <w:p>
+            <w:pPr>
+              <w:keepNext w:val="0"/>
+            </w:pPr>
             <w:r>
               <w:t>replicas → logs</w:t>
             </w:r>
@@ -3961,6 +4336,9 @@
             </w:tcMar>
           </w:tcPr>
           <w:p>
+            <w:pPr>
+              <w:keepNext w:val="0"/>
+            </w:pPr>
             <w:r>
               <w:t>Application startup/resource/dependency</w:t>
             </w:r>
@@ -3982,6 +4360,9 @@
             </w:tcMar>
           </w:tcPr>
           <w:p>
+            <w:pPr>
+              <w:keepNext w:val="0"/>
+            </w:pPr>
             <w:r>
               <w:t>Unexpected 0 replicas</w:t>
             </w:r>
@@ -3998,6 +4379,9 @@
             </w:tcMar>
           </w:tcPr>
           <w:p>
+            <w:pPr>
+              <w:keepNext w:val="0"/>
+            </w:pPr>
             <w:r>
               <w:t>status → config → drift</w:t>
             </w:r>
@@ -4014,6 +4398,9 @@
             </w:tcMar>
           </w:tcPr>
           <w:p>
+            <w:pPr>
+              <w:keepNext w:val="0"/>
+            </w:pPr>
             <w:r>
               <w:t>Scaling/runtime drift</w:t>
             </w:r>
@@ -4035,6 +4422,9 @@
             </w:tcMar>
           </w:tcPr>
           <w:p>
+            <w:pPr>
+              <w:keepNext w:val="0"/>
+            </w:pPr>
             <w:r>
               <w:t>Wrong revision</w:t>
             </w:r>
@@ -4051,6 +4441,9 @@
             </w:tcMar>
           </w:tcPr>
           <w:p>
+            <w:pPr>
+              <w:keepNext w:val="0"/>
+            </w:pPr>
             <w:r>
               <w:t>status → revisions → GitHub workflow run</w:t>
             </w:r>
@@ -4067,6 +4460,9 @@
             </w:tcMar>
           </w:tcPr>
           <w:p>
+            <w:pPr>
+              <w:keepNext w:val="0"/>
+            </w:pPr>
             <w:r>
               <w:t>Deployment selection/traffic</w:t>
             </w:r>
@@ -4088,6 +4484,9 @@
             </w:tcMar>
           </w:tcPr>
           <w:p>
+            <w:pPr>
+              <w:keepNext w:val="0"/>
+            </w:pPr>
             <w:r>
               <w:t>High cost alert</w:t>
             </w:r>
@@ -4104,6 +4503,9 @@
             </w:tcMar>
           </w:tcPr>
           <w:p>
+            <w:pPr>
+              <w:keepNext w:val="0"/>
+            </w:pPr>
             <w:r>
               <w:t>budget → cost</w:t>
             </w:r>
@@ -4120,6 +4522,9 @@
             </w:tcMar>
           </w:tcPr>
           <w:p>
+            <w:pPr>
+              <w:keepNext w:val="0"/>
+            </w:pPr>
             <w:r>
               <w:t>Stewardship/capacity; not automatically health</w:t>
             </w:r>
@@ -4141,6 +4546,9 @@
             </w:tcMar>
           </w:tcPr>
           <w:p>
+            <w:pPr>
+              <w:keepNext w:val="0"/>
+            </w:pPr>
             <w:r>
               <w:t>Cost command 429</w:t>
             </w:r>
@@ -4157,6 +4565,9 @@
             </w:tcMar>
           </w:tcPr>
           <w:p>
+            <w:pPr>
+              <w:keepNext w:val="0"/>
+            </w:pPr>
             <w:r>
               <w:t>No immediate retry</w:t>
             </w:r>
@@ -4173,6 +4584,9 @@
             </w:tcMar>
           </w:tcPr>
           <w:p>
+            <w:pPr>
+              <w:keepNext w:val="0"/>
+            </w:pPr>
             <w:r>
               <w:t>Azure Cost Management throttling</w:t>
             </w:r>
@@ -4280,6 +4694,7 @@
         <w:trPr>
           <w:tblHeader w:val="true"/>
           <w:cantSplit/>
+          <w:tblHeader/>
         </w:trPr>
         <w:tc>
           <w:tcPr>
@@ -4293,6 +4708,9 @@
             </w:tcMar>
           </w:tcPr>
           <w:p>
+            <w:pPr>
+              <w:keepNext w:val="0"/>
+            </w:pPr>
             <w:r>
               <w:rPr>
                 <w:b/>
@@ -4315,6 +4733,9 @@
             </w:tcMar>
           </w:tcPr>
           <w:p>
+            <w:pPr>
+              <w:keepNext w:val="0"/>
+            </w:pPr>
             <w:r>
               <w:rPr>
                 <w:b/>
@@ -4337,6 +4758,9 @@
             </w:tcMar>
           </w:tcPr>
           <w:p>
+            <w:pPr>
+              <w:keepNext w:val="0"/>
+            </w:pPr>
             <w:r>
               <w:rPr>
                 <w:b/>
@@ -4363,6 +4787,9 @@
             </w:tcMar>
           </w:tcPr>
           <w:p>
+            <w:pPr>
+              <w:keepNext w:val="0"/>
+            </w:pPr>
             <w:r>
               <w:t>help</w:t>
             </w:r>
@@ -4379,6 +4806,9 @@
             </w:tcMar>
           </w:tcPr>
           <w:p>
+            <w:pPr>
+              <w:keepNext w:val="0"/>
+            </w:pPr>
             <w:r>
               <w:t>Yes</w:t>
             </w:r>
@@ -4395,6 +4825,9 @@
             </w:tcMar>
           </w:tcPr>
           <w:p>
+            <w:pPr>
+              <w:keepNext w:val="0"/>
+            </w:pPr>
             <w:r>
               <w:t>Display the command catalog and command-specific option pointers.</w:t>
             </w:r>
@@ -4416,6 +4849,9 @@
             </w:tcMar>
           </w:tcPr>
           <w:p>
+            <w:pPr>
+              <w:keepNext w:val="0"/>
+            </w:pPr>
             <w:r>
               <w:t>doctor</w:t>
             </w:r>
@@ -4432,6 +4868,9 @@
             </w:tcMar>
           </w:tcPr>
           <w:p>
+            <w:pPr>
+              <w:keepNext w:val="0"/>
+            </w:pPr>
             <w:r>
               <w:t>Yes</w:t>
             </w:r>
@@ -4448,6 +4887,9 @@
             </w:tcMar>
           </w:tcPr>
           <w:p>
+            <w:pPr>
+              <w:keepNext w:val="0"/>
+            </w:pPr>
             <w:r>
               <w:t>Check workstation tools, repository context, Azure authentication/subscription, Container App access, and source replica baseline.</w:t>
             </w:r>
@@ -4469,6 +4911,9 @@
             </w:tcMar>
           </w:tcPr>
           <w:p>
+            <w:pPr>
+              <w:keepNext w:val="0"/>
+            </w:pPr>
             <w:r>
               <w:t>status</w:t>
             </w:r>
@@ -4485,6 +4930,9 @@
             </w:tcMar>
           </w:tcPr>
           <w:p>
+            <w:pPr>
+              <w:keepNext w:val="0"/>
+            </w:pPr>
             <w:r>
               <w:t>Yes</w:t>
             </w:r>
@@ -4501,6 +4949,9 @@
             </w:tcMar>
           </w:tcPr>
           <w:p>
+            <w:pPr>
+              <w:keepNext w:val="0"/>
+            </w:pPr>
             <w:r>
               <w:t>Show a concise production snapshot.</w:t>
             </w:r>
@@ -4522,6 +4973,9 @@
             </w:tcMar>
           </w:tcPr>
           <w:p>
+            <w:pPr>
+              <w:keepNext w:val="0"/>
+            </w:pPr>
             <w:r>
               <w:t>config</w:t>
             </w:r>
@@ -4538,6 +4992,9 @@
             </w:tcMar>
           </w:tcPr>
           <w:p>
+            <w:pPr>
+              <w:keepNext w:val="0"/>
+            </w:pPr>
             <w:r>
               <w:t>Yes</w:t>
             </w:r>
@@ -4554,6 +5011,9 @@
             </w:tcMar>
           </w:tcPr>
           <w:p>
+            <w:pPr>
+              <w:keepNext w:val="0"/>
+            </w:pPr>
             <w:r>
               <w:t>Display important non-secret runtime configuration and source baseline.</w:t>
             </w:r>
@@ -4575,6 +5035,9 @@
             </w:tcMar>
           </w:tcPr>
           <w:p>
+            <w:pPr>
+              <w:keepNext w:val="0"/>
+            </w:pPr>
             <w:r>
               <w:t>health</w:t>
             </w:r>
@@ -4591,6 +5054,9 @@
             </w:tcMar>
           </w:tcPr>
           <w:p>
+            <w:pPr>
+              <w:keepNext w:val="0"/>
+            </w:pPr>
             <w:r>
               <w:t>Yes</w:t>
             </w:r>
@@ -4607,6 +5073,9 @@
             </w:tcMar>
           </w:tcPr>
           <w:p>
+            <w:pPr>
+              <w:keepNext w:val="0"/>
+            </w:pPr>
             <w:r>
               <w:t>Check public `/health`, `/ready`, migration-current state, root reachability, and latency.</w:t>
             </w:r>
@@ -4628,6 +5097,9 @@
             </w:tcMar>
           </w:tcPr>
           <w:p>
+            <w:pPr>
+              <w:keepNext w:val="0"/>
+            </w:pPr>
             <w:r>
               <w:t>replicas</w:t>
             </w:r>
@@ -4644,6 +5116,9 @@
             </w:tcMar>
           </w:tcPr>
           <w:p>
+            <w:pPr>
+              <w:keepNext w:val="0"/>
+            </w:pPr>
             <w:r>
               <w:t>Yes</w:t>
             </w:r>
@@ -4660,6 +5135,9 @@
             </w:tcMar>
           </w:tcPr>
           <w:p>
+            <w:pPr>
+              <w:keepNext w:val="0"/>
+            </w:pPr>
             <w:r>
               <w:t>Inspect configured capacity, replica readiness, restart count, revision ownership, and running state.</w:t>
             </w:r>
@@ -4681,6 +5159,9 @@
             </w:tcMar>
           </w:tcPr>
           <w:p>
+            <w:pPr>
+              <w:keepNext w:val="0"/>
+            </w:pPr>
             <w:r>
               <w:t>revisions</w:t>
             </w:r>
@@ -4697,6 +5178,9 @@
             </w:tcMar>
           </w:tcPr>
           <w:p>
+            <w:pPr>
+              <w:keepNext w:val="0"/>
+            </w:pPr>
             <w:r>
               <w:t>Yes</w:t>
             </w:r>
@@ -4713,6 +5197,9 @@
             </w:tcMar>
           </w:tcPr>
           <w:p>
+            <w:pPr>
+              <w:keepNext w:val="0"/>
+            </w:pPr>
             <w:r>
               <w:t>Inspect revision history and traffic allocation.</w:t>
             </w:r>
@@ -4734,6 +5221,9 @@
             </w:tcMar>
           </w:tcPr>
           <w:p>
+            <w:pPr>
+              <w:keepNext w:val="0"/>
+            </w:pPr>
             <w:r>
               <w:t>logs</w:t>
             </w:r>
@@ -4750,6 +5240,9 @@
             </w:tcMar>
           </w:tcPr>
           <w:p>
+            <w:pPr>
+              <w:keepNext w:val="0"/>
+            </w:pPr>
             <w:r>
               <w:t>Yes</w:t>
             </w:r>
@@ -4766,6 +5259,9 @@
             </w:tcMar>
           </w:tcPr>
           <w:p>
+            <w:pPr>
+              <w:keepNext w:val="0"/>
+            </w:pPr>
             <w:r>
               <w:t>Show structured recent console activity while suppressing routine probes by default.</w:t>
             </w:r>
@@ -4787,6 +5283,9 @@
             </w:tcMar>
           </w:tcPr>
           <w:p>
+            <w:pPr>
+              <w:keepNext w:val="0"/>
+            </w:pPr>
             <w:r>
               <w:t>cost</w:t>
             </w:r>
@@ -4803,6 +5302,9 @@
             </w:tcMar>
           </w:tcPr>
           <w:p>
+            <w:pPr>
+              <w:keepNext w:val="0"/>
+            </w:pPr>
             <w:r>
               <w:t>Yes</w:t>
             </w:r>
@@ -4819,6 +5321,9 @@
             </w:tcMar>
           </w:tcPr>
           <w:p>
+            <w:pPr>
+              <w:keepNext w:val="0"/>
+            </w:pPr>
             <w:r>
               <w:t>Show month-to-date Azure cost telemetry.</w:t>
             </w:r>
@@ -4840,6 +5345,9 @@
             </w:tcMar>
           </w:tcPr>
           <w:p>
+            <w:pPr>
+              <w:keepNext w:val="0"/>
+            </w:pPr>
             <w:r>
               <w:t>budget</w:t>
             </w:r>
@@ -4856,6 +5364,9 @@
             </w:tcMar>
           </w:tcPr>
           <w:p>
+            <w:pPr>
+              <w:keepNext w:val="0"/>
+            </w:pPr>
             <w:r>
               <w:t>Yes</w:t>
             </w:r>
@@ -4872,6 +5383,9 @@
             </w:tcMar>
           </w:tcPr>
           <w:p>
+            <w:pPr>
+              <w:keepNext w:val="0"/>
+            </w:pPr>
             <w:r>
               <w:t>Verify the production budget and thresholds without printing recipient email addresses.</w:t>
             </w:r>
@@ -4893,6 +5407,9 @@
             </w:tcMar>
           </w:tcPr>
           <w:p>
+            <w:pPr>
+              <w:keepNext w:val="0"/>
+            </w:pPr>
             <w:r>
               <w:t>smoke</w:t>
             </w:r>
@@ -4909,6 +5426,9 @@
             </w:tcMar>
           </w:tcPr>
           <w:p>
+            <w:pPr>
+              <w:keepNext w:val="0"/>
+            </w:pPr>
             <w:r>
               <w:t>Yes</w:t>
             </w:r>
@@ -4925,6 +5445,9 @@
             </w:tcMar>
           </w:tcPr>
           <w:p>
+            <w:pPr>
+              <w:keepNext w:val="0"/>
+            </w:pPr>
             <w:r>
               <w:t>Run non-destructive external production checks including authentication/bootstrap invariants.</w:t>
             </w:r>
@@ -4946,6 +5469,9 @@
             </w:tcMar>
           </w:tcPr>
           <w:p>
+            <w:pPr>
+              <w:keepNext w:val="0"/>
+            </w:pPr>
             <w:r>
               <w:t>drift</w:t>
             </w:r>
@@ -4962,6 +5488,9 @@
             </w:tcMar>
           </w:tcPr>
           <w:p>
+            <w:pPr>
+              <w:keepNext w:val="0"/>
+            </w:pPr>
             <w:r>
               <w:t>Yes</w:t>
             </w:r>
@@ -4978,6 +5507,9 @@
             </w:tcMar>
           </w:tcPr>
           <w:p>
+            <w:pPr>
+              <w:keepNext w:val="0"/>
+            </w:pPr>
             <w:r>
               <w:t>Compare runtime state with source-of-truth and accepted production invariants.</w:t>
             </w:r>
@@ -4999,6 +5531,9 @@
             </w:tcMar>
           </w:tcPr>
           <w:p>
+            <w:pPr>
+              <w:keepNext w:val="0"/>
+            </w:pPr>
             <w:r>
               <w:t>acceptance</w:t>
             </w:r>
@@ -5015,6 +5550,9 @@
             </w:tcMar>
           </w:tcPr>
           <w:p>
+            <w:pPr>
+              <w:keepNext w:val="0"/>
+            </w:pPr>
             <w:r>
               <w:t>Yes</w:t>
             </w:r>
@@ -5031,6 +5569,9 @@
             </w:tcMar>
           </w:tcPr>
           <w:p>
+            <w:pPr>
+              <w:keepNext w:val="0"/>
+            </w:pPr>
             <w:r>
               <w:t>Orchestrate the required post-deployment checks and issue the production decision.</w:t>
             </w:r>
@@ -5052,6 +5593,9 @@
             </w:tcMar>
           </w:tcPr>
           <w:p>
+            <w:pPr>
+              <w:keepNext w:val="0"/>
+            </w:pPr>
             <w:r>
               <w:t>scale</w:t>
             </w:r>
@@ -5068,6 +5612,9 @@
             </w:tcMar>
           </w:tcPr>
           <w:p>
+            <w:pPr>
+              <w:keepNext w:val="0"/>
+            </w:pPr>
             <w:r>
               <w:t>No</w:t>
             </w:r>
@@ -5084,6 +5631,9 @@
             </w:tcMar>
           </w:tcPr>
           <w:p>
+            <w:pPr>
+              <w:keepNext w:val="0"/>
+            </w:pPr>
             <w:r>
               <w:t>Apply a guarded live runtime min/max replica override.</w:t>
             </w:r>
@@ -5119,6 +5669,7 @@
         <w:trPr>
           <w:tblHeader w:val="true"/>
           <w:cantSplit/>
+          <w:tblHeader/>
         </w:trPr>
         <w:tc>
           <w:tcPr>
@@ -5132,6 +5683,9 @@
             </w:tcMar>
           </w:tcPr>
           <w:p>
+            <w:pPr>
+              <w:keepNext w:val="0"/>
+            </w:pPr>
             <w:r>
               <w:rPr>
                 <w:b/>
@@ -5154,6 +5708,9 @@
             </w:tcMar>
           </w:tcPr>
           <w:p>
+            <w:pPr>
+              <w:keepNext w:val="0"/>
+            </w:pPr>
             <w:r>
               <w:rPr>
                 <w:b/>
@@ -5180,6 +5737,9 @@
             </w:tcMar>
           </w:tcPr>
           <w:p>
+            <w:pPr>
+              <w:keepNext w:val="0"/>
+            </w:pPr>
             <w:r>
               <w:t>Application/resource group</w:t>
             </w:r>
@@ -5196,6 +5756,9 @@
             </w:tcMar>
           </w:tcPr>
           <w:p>
+            <w:pPr>
+              <w:keepNext w:val="0"/>
+            </w:pPr>
             <w:r>
               <w:t>etis-studio-prod</w:t>
             </w:r>
@@ -5217,6 +5780,9 @@
             </w:tcMar>
           </w:tcPr>
           <w:p>
+            <w:pPr>
+              <w:keepNext w:val="0"/>
+            </w:pPr>
             <w:r>
               <w:t>Public origin</w:t>
             </w:r>
@@ -5233,6 +5799,9 @@
             </w:tcMar>
           </w:tcPr>
           <w:p>
+            <w:pPr>
+              <w:keepNext w:val="0"/>
+            </w:pPr>
             <w:r>
               <w:t>https://simulator.etisframework.org</w:t>
             </w:r>
@@ -5254,6 +5823,9 @@
             </w:tcMar>
           </w:tcPr>
           <w:p>
+            <w:pPr>
+              <w:keepNext w:val="0"/>
+            </w:pPr>
             <w:r>
               <w:t>Revision mode</w:t>
             </w:r>
@@ -5270,6 +5842,9 @@
             </w:tcMar>
           </w:tcPr>
           <w:p>
+            <w:pPr>
+              <w:keepNext w:val="0"/>
+            </w:pPr>
             <w:r>
               <w:t>Single</w:t>
             </w:r>
@@ -5291,6 +5866,9 @@
             </w:tcMar>
           </w:tcPr>
           <w:p>
+            <w:pPr>
+              <w:keepNext w:val="0"/>
+            </w:pPr>
             <w:r>
               <w:t>Ingress</w:t>
             </w:r>
@@ -5307,6 +5885,9 @@
             </w:tcMar>
           </w:tcPr>
           <w:p>
+            <w:pPr>
+              <w:keepNext w:val="0"/>
+            </w:pPr>
             <w:r>
               <w:t>External HTTPS</w:t>
             </w:r>
@@ -5328,6 +5909,9 @@
             </w:tcMar>
           </w:tcPr>
           <w:p>
+            <w:pPr>
+              <w:keepNext w:val="0"/>
+            </w:pPr>
             <w:r>
               <w:t>Target port</w:t>
             </w:r>
@@ -5344,6 +5928,9 @@
             </w:tcMar>
           </w:tcPr>
           <w:p>
+            <w:pPr>
+              <w:keepNext w:val="0"/>
+            </w:pPr>
             <w:r>
               <w:t>8000</w:t>
             </w:r>
@@ -5365,6 +5952,9 @@
             </w:tcMar>
           </w:tcPr>
           <w:p>
+            <w:pPr>
+              <w:keepNext w:val="0"/>
+            </w:pPr>
             <w:r>
               <w:t>Min/max replicas</w:t>
             </w:r>
@@ -5381,6 +5971,9 @@
             </w:tcMar>
           </w:tcPr>
           <w:p>
+            <w:pPr>
+              <w:keepNext w:val="0"/>
+            </w:pPr>
             <w:r>
               <w:t>1 / 5</w:t>
             </w:r>
@@ -5402,6 +5995,9 @@
             </w:tcMar>
           </w:tcPr>
           <w:p>
+            <w:pPr>
+              <w:keepNext w:val="0"/>
+            </w:pPr>
             <w:r>
               <w:t>Budget</w:t>
             </w:r>
@@ -5418,6 +6014,9 @@
             </w:tcMar>
           </w:tcPr>
           <w:p>
+            <w:pPr>
+              <w:keepNext w:val="0"/>
+            </w:pPr>
             <w:r>
               <w:t>$100 monthly; actual-cost alerts at 50%, 80%, 100%</w:t>
             </w:r>
@@ -5439,6 +6038,9 @@
             </w:tcMar>
           </w:tcPr>
           <w:p>
+            <w:pPr>
+              <w:keepNext w:val="0"/>
+            </w:pPr>
             <w:r>
               <w:t>Database</w:t>
             </w:r>
@@ -5455,6 +6057,9 @@
             </w:tcMar>
           </w:tcPr>
           <w:p>
+            <w:pPr>
+              <w:keepNext w:val="0"/>
+            </w:pPr>
             <w:r>
               <w:t>PostgreSQL Flexible Server; migration_current must be true</w:t>
             </w:r>
@@ -5476,6 +6081,9 @@
             </w:tcMar>
           </w:tcPr>
           <w:p>
+            <w:pPr>
+              <w:keepNext w:val="0"/>
+            </w:pPr>
             <w:r>
               <w:t>Deployment</w:t>
             </w:r>
@@ -5492,6 +6100,9 @@
             </w:tcMar>
           </w:tcPr>
           <w:p>
+            <w:pPr>
+              <w:keepNext w:val="0"/>
+            </w:pPr>
             <w:r>
               <w:t>Protected GitHub Deploy Azure workflow after merge to main</w:t>
             </w:r>
@@ -5537,6 +6148,7 @@
         <w:trPr>
           <w:cantSplit/>
           <w:tblHeader/>
+          <w:tblHeader/>
         </w:trPr>
         <w:tc>
           <w:tcPr>
@@ -5552,6 +6164,7 @@
           <w:p>
             <w:pPr>
               <w:pStyle w:val="ETISCode"/>
+              <w:keepNext w:val="0"/>
             </w:pPr>
             <w:r>
               <w:t>ETIS Engineering Studio</w:t>
@@ -5600,6 +6213,7 @@
         <w:trPr>
           <w:cantSplit/>
           <w:tblHeader/>
+          <w:tblHeader/>
         </w:trPr>
         <w:tc>
           <w:tcPr>
@@ -5615,6 +6229,7 @@
           <w:p>
             <w:pPr>
               <w:pStyle w:val="ETISCode"/>
+              <w:keepNext w:val="0"/>
             </w:pPr>
             <w:r>
               <w:t>ETIS Engineering Studio</w:t>
@@ -5657,6 +6272,7 @@
         <w:trPr>
           <w:cantSplit/>
           <w:tblHeader/>
+          <w:tblHeader/>
         </w:trPr>
         <w:tc>
           <w:tcPr>
@@ -5672,6 +6288,7 @@
           <w:p>
             <w:pPr>
               <w:pStyle w:val="ETISCode"/>
+              <w:keepNext w:val="0"/>
             </w:pPr>
             <w:r>
               <w:t>Configured Capacity ............ PASS  1 / 5</w:t>
@@ -5708,6 +6325,7 @@
         <w:trPr>
           <w:cantSplit/>
           <w:tblHeader/>
+          <w:tblHeader/>
         </w:trPr>
         <w:tc>
           <w:tcPr>
@@ -5723,6 +6341,7 @@
           <w:p>
             <w:pPr>
               <w:pStyle w:val="ETISCode"/>
+              <w:keepNext w:val="0"/>
             </w:pPr>
             <w:r>
               <w:t>Budget Name ..................... etis-studio-prod-monthly</w:t>
@@ -5761,6 +6380,7 @@
         <w:trPr>
           <w:cantSplit/>
           <w:tblHeader/>
+          <w:tblHeader/>
         </w:trPr>
         <w:tc>
           <w:tcPr>
@@ -5776,6 +6396,7 @@
           <w:p>
             <w:pPr>
               <w:pStyle w:val="ETISCode"/>
+              <w:keepNext w:val="0"/>
             </w:pPr>
             <w:r>
               <w:t>Bicep Min Replicas ............... PASS  1</w:t>
@@ -5822,6 +6443,7 @@
         <w:trPr>
           <w:cantSplit/>
           <w:tblHeader/>
+          <w:tblHeader/>
         </w:trPr>
         <w:tc>
           <w:tcPr>
@@ -5837,6 +6459,7 @@
           <w:p>
             <w:pPr>
               <w:pStyle w:val="ETISCode"/>
+              <w:keepNext w:val="0"/>
             </w:pPr>
             <w:r>
               <w:t>Required Production Checks</w:t>
@@ -5883,6 +6506,7 @@
         <w:trPr>
           <w:cantSplit/>
           <w:tblHeader/>
+          <w:tblHeader/>
         </w:trPr>
         <w:tc>
           <w:tcPr>
@@ -5898,6 +6522,7 @@
           <w:p>
             <w:pPr>
               <w:pStyle w:val="ETISCode"/>
+              <w:keepNext w:val="0"/>
             </w:pPr>
             <w:r>
               <w:t>Environment .................... PRODUCTION</w:t>
@@ -5948,6 +6573,10 @@
             </w:tcMar>
           </w:tcPr>
           <w:p>
+            <w:pPr>
+              <w:keepNext w:val="0"/>
+              <w:spacing w:before="0" w:after="0"/>
+            </w:pPr>
             <w:r>
               <w:rPr>
                 <w:b/>
@@ -5969,6 +6598,10 @@
             </w:tcMar>
           </w:tcPr>
           <w:p>
+            <w:pPr>
+              <w:keepNext w:val="0"/>
+              <w:spacing w:before="0" w:after="0"/>
+            </w:pPr>
             <w:r>
               <w:rPr>
                 <w:b/>
@@ -5980,6 +6613,8 @@
         </w:tc>
         <w:trPr>
           <w:tblHeader/>
+          <w:tblHeader/>
+          <w:cantSplit/>
         </w:trPr>
       </w:tr>
       <w:tr>
@@ -5997,6 +6632,10 @@
             </w:tcMar>
           </w:tcPr>
           <w:p>
+            <w:pPr>
+              <w:keepNext w:val="0"/>
+              <w:spacing w:before="0" w:after="0"/>
+            </w:pPr>
             <w:r>
               <w:t>Successful required check</w:t>
             </w:r>
@@ -6013,6 +6652,10 @@
             </w:tcMar>
           </w:tcPr>
           <w:p>
+            <w:pPr>
+              <w:keepNext w:val="0"/>
+              <w:spacing w:before="0" w:after="0"/>
+            </w:pPr>
             <w:r>
               <w:t>Exit 0; final PASS.</w:t>
             </w:r>
@@ -6034,6 +6677,10 @@
             </w:tcMar>
           </w:tcPr>
           <w:p>
+            <w:pPr>
+              <w:keepNext w:val="0"/>
+              <w:spacing w:before="0" w:after="0"/>
+            </w:pPr>
             <w:r>
               <w:t>Advisory condition designed not to block operation</w:t>
             </w:r>
@@ -6050,6 +6697,10 @@
             </w:tcMar>
           </w:tcPr>
           <w:p>
+            <w:pPr>
+              <w:keepNext w:val="0"/>
+              <w:spacing w:before="0" w:after="0"/>
+            </w:pPr>
             <w:r>
               <w:t>Exit 0 with WARN when appropriate; caller must read status text.</w:t>
             </w:r>
@@ -6071,6 +6722,10 @@
             </w:tcMar>
           </w:tcPr>
           <w:p>
+            <w:pPr>
+              <w:keepNext w:val="0"/>
+              <w:spacing w:before="0" w:after="0"/>
+            </w:pPr>
             <w:r>
               <w:t>Required failure or invalid operation</w:t>
             </w:r>
@@ -6087,6 +6742,10 @@
             </w:tcMar>
           </w:tcPr>
           <w:p>
+            <w:pPr>
+              <w:keepNext w:val="0"/>
+              <w:spacing w:before="0" w:after="0"/>
+            </w:pPr>
             <w:r>
               <w:t>Non-zero exit; FAIL/error detail.</w:t>
             </w:r>
@@ -6108,6 +6767,10 @@
             </w:tcMar>
           </w:tcPr>
           <w:p>
+            <w:pPr>
+              <w:keepNext w:val="0"/>
+              <w:spacing w:before="0" w:after="0"/>
+            </w:pPr>
             <w:r>
               <w:t>Invalid `scale` arguments</w:t>
             </w:r>
@@ -6124,6 +6787,10 @@
             </w:tcMar>
           </w:tcPr>
           <w:p>
+            <w:pPr>
+              <w:keepNext w:val="0"/>
+              <w:spacing w:before="0" w:after="0"/>
+            </w:pPr>
             <w:r>
               <w:t>Rejected locally before Azure mutation/authentication where possible.</w:t>
             </w:r>
@@ -6145,6 +6812,10 @@
             </w:tcMar>
           </w:tcPr>
           <w:p>
+            <w:pPr>
+              <w:keepNext w:val="0"/>
+              <w:spacing w:before="0" w:after="0"/>
+            </w:pPr>
             <w:r>
               <w:t>Cost Management throttling</w:t>
             </w:r>
@@ -6161,6 +6832,10 @@
             </w:tcMar>
           </w:tcPr>
           <w:p>
+            <w:pPr>
+              <w:keepNext w:val="0"/>
+              <w:spacing w:before="0" w:after="0"/>
+            </w:pPr>
             <w:r>
               <w:t>COST: WARN; non-blocking because cost is informational.</w:t>
             </w:r>
@@ -6182,6 +6857,10 @@
             </w:tcMar>
           </w:tcPr>
           <w:p>
+            <w:pPr>
+              <w:keepNext w:val="0"/>
+              <w:spacing w:before="0" w:after="0"/>
+            </w:pPr>
             <w:r>
               <w:t>Unknown command/option</w:t>
             </w:r>
@@ -6198,6 +6877,10 @@
             </w:tcMar>
           </w:tcPr>
           <w:p>
+            <w:pPr>
+              <w:keepNext w:val="0"/>
+              <w:spacing w:before="0" w:after="0"/>
+            </w:pPr>
             <w:r>
               <w:t>Usage/error with non-zero exit.</w:t>
             </w:r>
@@ -6247,6 +6930,10 @@
             </w:tcMar>
           </w:tcPr>
           <w:p>
+            <w:pPr>
+              <w:keepNext w:val="0"/>
+              <w:spacing w:before="0" w:after="0"/>
+            </w:pPr>
             <w:r>
               <w:rPr>
                 <w:b/>
@@ -6268,6 +6955,10 @@
             </w:tcMar>
           </w:tcPr>
           <w:p>
+            <w:pPr>
+              <w:keepNext w:val="0"/>
+              <w:spacing w:before="0" w:after="0"/>
+            </w:pPr>
             <w:r>
               <w:rPr>
                 <w:b/>
@@ -6279,6 +6970,8 @@
         </w:tc>
         <w:trPr>
           <w:tblHeader/>
+          <w:tblHeader/>
+          <w:cantSplit/>
         </w:trPr>
       </w:tr>
       <w:tr>
@@ -6296,6 +6989,10 @@
             </w:tcMar>
           </w:tcPr>
           <w:p>
+            <w:pPr>
+              <w:keepNext w:val="0"/>
+              <w:spacing w:before="0" w:after="0"/>
+            </w:pPr>
             <w:r>
               <w:t>Date/time and operator</w:t>
             </w:r>
@@ -6312,6 +7009,10 @@
             </w:tcMar>
           </w:tcPr>
           <w:p>
+            <w:pPr>
+              <w:keepNext w:val="0"/>
+              <w:spacing w:before="0" w:after="0"/>
+            </w:pPr>
             <w:r/>
           </w:p>
         </w:tc>
@@ -6331,6 +7032,10 @@
             </w:tcMar>
           </w:tcPr>
           <w:p>
+            <w:pPr>
+              <w:keepNext w:val="0"/>
+              <w:spacing w:before="0" w:after="0"/>
+            </w:pPr>
             <w:r>
               <w:t>Reason / incident or change reference</w:t>
             </w:r>
@@ -6347,6 +7052,10 @@
             </w:tcMar>
           </w:tcPr>
           <w:p>
+            <w:pPr>
+              <w:keepNext w:val="0"/>
+              <w:spacing w:before="0" w:after="0"/>
+            </w:pPr>
             <w:r/>
           </w:p>
         </w:tc>
@@ -6366,6 +7075,10 @@
             </w:tcMar>
           </w:tcPr>
           <w:p>
+            <w:pPr>
+              <w:keepNext w:val="0"/>
+              <w:spacing w:before="0" w:after="0"/>
+            </w:pPr>
             <w:r>
               <w:t>Previous min/max</w:t>
             </w:r>
@@ -6382,6 +7095,10 @@
             </w:tcMar>
           </w:tcPr>
           <w:p>
+            <w:pPr>
+              <w:keepNext w:val="0"/>
+              <w:spacing w:before="0" w:after="0"/>
+            </w:pPr>
             <w:r/>
           </w:p>
         </w:tc>
@@ -6401,6 +7118,10 @@
             </w:tcMar>
           </w:tcPr>
           <w:p>
+            <w:pPr>
+              <w:keepNext w:val="0"/>
+              <w:spacing w:before="0" w:after="0"/>
+            </w:pPr>
             <w:r>
               <w:t>Requested min/max</w:t>
             </w:r>
@@ -6417,6 +7138,10 @@
             </w:tcMar>
           </w:tcPr>
           <w:p>
+            <w:pPr>
+              <w:keepNext w:val="0"/>
+              <w:spacing w:before="0" w:after="0"/>
+            </w:pPr>
             <w:r/>
           </w:p>
         </w:tc>
@@ -6436,6 +7161,10 @@
             </w:tcMar>
           </w:tcPr>
           <w:p>
+            <w:pPr>
+              <w:keepNext w:val="0"/>
+              <w:spacing w:before="0" w:after="0"/>
+            </w:pPr>
             <w:r>
               <w:t>Expected duration</w:t>
             </w:r>
@@ -6452,6 +7181,10 @@
             </w:tcMar>
           </w:tcPr>
           <w:p>
+            <w:pPr>
+              <w:keepNext w:val="0"/>
+              <w:spacing w:before="0" w:after="0"/>
+            </w:pPr>
             <w:r/>
           </w:p>
         </w:tc>
@@ -6471,6 +7204,10 @@
             </w:tcMar>
           </w:tcPr>
           <w:p>
+            <w:pPr>
+              <w:keepNext w:val="0"/>
+              <w:spacing w:before="0" w:after="0"/>
+            </w:pPr>
             <w:r>
               <w:t>Bicep/source changed?</w:t>
             </w:r>
@@ -6487,6 +7224,10 @@
             </w:tcMar>
           </w:tcPr>
           <w:p>
+            <w:pPr>
+              <w:keepNext w:val="0"/>
+              <w:spacing w:before="0" w:after="0"/>
+            </w:pPr>
             <w:r>
               <w:t>No, unless separately approved and merged</w:t>
             </w:r>
@@ -6508,6 +7249,10 @@
             </w:tcMar>
           </w:tcPr>
           <w:p>
+            <w:pPr>
+              <w:keepNext w:val="0"/>
+              <w:spacing w:before="0" w:after="0"/>
+            </w:pPr>
             <w:r>
               <w:t>Validation performed</w:t>
             </w:r>
@@ -6524,6 +7269,10 @@
             </w:tcMar>
           </w:tcPr>
           <w:p>
+            <w:pPr>
+              <w:keepNext w:val="0"/>
+              <w:spacing w:before="0" w:after="0"/>
+            </w:pPr>
             <w:r>
               <w:t>status / health / drift / acceptance as appropriate</w:t>
             </w:r>
@@ -6545,6 +7294,10 @@
             </w:tcMar>
           </w:tcPr>
           <w:p>
+            <w:pPr>
+              <w:keepNext w:val="0"/>
+              <w:spacing w:before="0" w:after="0"/>
+            </w:pPr>
             <w:r>
               <w:t>Reconciliation plan</w:t>
             </w:r>
@@ -6561,6 +7314,10 @@
             </w:tcMar>
           </w:tcPr>
           <w:p>
+            <w:pPr>
+              <w:keepNext w:val="0"/>
+              <w:spacing w:before="0" w:after="0"/>
+            </w:pPr>
             <w:r>
               <w:t>When and how runtime will return to the authoritative baseline</w:t>
             </w:r>
@@ -6572,7 +7329,7 @@
       <w:headerReference w:type="default" r:id="rId9"/>
       <w:footerReference w:type="default" r:id="rId10"/>
       <w:pgSz w:w="12240" w:h="15840"/>
-      <w:pgMar w:top="979" w:right="1037" w:bottom="893" w:left="1037" w:header="720" w:footer="720" w:gutter="0"/>
+      <w:pgMar w:top="1512" w:right="1037" w:bottom="1080" w:left="1037" w:header="720" w:footer="504" w:gutter="0"/>
       <w:cols w:space="720"/>
       <w:docGrid w:linePitch="360"/>
     </w:sectPr>
@@ -7378,16 +8135,13 @@
     <w:qFormat/>
     <w:rsid w:val="00FC693F"/>
     <w:pPr>
-      <w:pBdr>
-        <w:bottom w:val="single" w:sz="8" w:space="4" w:color="4F81BD" w:themeColor="accent1"/>
-      </w:pBdr>
       <w:spacing w:after="70" w:line="240" w:lineRule="auto" w:before="100"/>
       <w:contextualSpacing/>
     </w:pPr>
     <w:rPr>
       <w:rFonts w:asciiTheme="majorHAnsi" w:eastAsiaTheme="majorEastAsia" w:hAnsiTheme="majorHAnsi" w:cstheme="majorBidi" w:ascii="Arial" w:hAnsi="Arial"/>
       <w:b/>
-      <w:color w:val="0B1722"/>
+      <w:color w:val="000000"/>
       <w:spacing w:val="5"/>
       <w:kern w:val="28"/>
       <w:sz w:val="54"/>

--- a/docs/manuals/08_ETIS_Engineering_Studio_Azure_Operations_CLI_User_Guide.docx
+++ b/docs/manuals/08_ETIS_Engineering_Studio_Azure_Operations_CLI_User_Guide.docx
@@ -3607,7 +3607,7 @@
     </w:p>
     <w:p>
       <w:r>
-        <w:t>Production defaults remain legacy reasoning and legacy planning. Shadow validator/planner/selector/realizer evaluation remains internal and does not replace student-visible authority. This release introduces no PR5 authority transfer, database migration or course-model change.</w:t>
+        <w:t>Accepted production uses shadow/shadow evaluation with legacy student-visible authority. Shadow validator/planner/selector/realizer evaluation remains internal and does not replace student-visible authority. This release introduces no PR5 authority transfer, database migration or course-model change.</w:t>
       </w:r>
     </w:p>
     <w:p>

--- a/docs/manuals/08_ETIS_Engineering_Studio_Azure_Operations_CLI_User_Guide.docx
+++ b/docs/manuals/08_ETIS_Engineering_Studio_Azure_Operations_CLI_User_Guide.docx
@@ -37,7 +37,7 @@
     </w:p>
     <w:p>
       <w:r>
-        <w:t>v0.18.0 manual edition. Software release candidate; publication follows deployment acceptance.</w:t>
+        <w:t>v0.18.0 release manual edition. Production acceptance has separate source and deployment provenance.</w:t>
       </w:r>
     </w:p>
     <w:tbl>

--- a/docs/manuals/08_ETIS_Engineering_Studio_Azure_Operations_CLI_User_Guide.docx
+++ b/docs/manuals/08_ETIS_Engineering_Studio_Azure_Operations_CLI_User_Guide.docx
@@ -37,7 +37,7 @@
     </w:p>
     <w:p>
       <w:r>
-        <w:t>v0.18.0 release manual edition. Production acceptance has separate source and deployment provenance.</w:t>
+        <w:t>v0.18.1 candidate manual edition. Local UI validation only; production remains accepted v0.18.0 until protected deployment and human acceptance.</w:t>
       </w:r>
     </w:p>
     <w:tbl>
@@ -7325,6 +7325,58 @@
         </w:tc>
       </w:tr>
     </w:tbl>
+    <w:p>
+      <w:r>
+        <w:br w:type="page"/>
+      </w:r>
+    </w:p>
+    <w:p>
+      <w:pPr>
+        <w:pStyle w:val="Heading1"/>
+      </w:pPr>
+      <w:r>
+        <w:t>v0.18.1 candidate operator delta — UI only</w:t>
+      </w:r>
+    </w:p>
+    <w:p>
+      <w:pPr>
+        <w:pStyle w:val="Heading2"/>
+      </w:pPr>
+      <w:r>
+        <w:t>Deployment command discipline</w:t>
+      </w:r>
+    </w:p>
+    <w:p>
+      <w:r>
+        <w:t>After approved PR merge, use the protected GitHub Actions Deploy Azure manual workflow on the exact merged main SHA. Explicitly select shadow reasoning validation and shadow review planning; workflow defaults remain legacy.</w:t>
+      </w:r>
+    </w:p>
+    <w:p>
+      <w:pPr>
+        <w:pStyle w:val="Heading2"/>
+      </w:pPr>
+      <w:r>
+        <w:t>Post-deployment checks</w:t>
+      </w:r>
+    </w:p>
+    <w:p>
+      <w:r>
+        <w:t>Capture workflow URL, run ID, head SHA, Azure revision/image, /health version 0.18.1, both analytical modes shadow, /ready database/migrations, and authenticated student smoke for two rooms, mixed review history, frozen snapshots and read-only finished review.</w:t>
+      </w:r>
+    </w:p>
+    <w:p>
+      <w:pPr>
+        <w:pStyle w:val="Heading2"/>
+      </w:pPr>
+      <w:r>
+        <w:t>No simulation production dependency</w:t>
+      </w:r>
+    </w:p>
+    <w:p>
+      <w:r>
+        <w:t>The local simulator is separate from Docker’s production API build; it is not a production endpoint and does not imply Entra/GitHub/model acceptance.</w:t>
+      </w:r>
+    </w:p>
     <w:sectPr>
       <w:headerReference w:type="default" r:id="rId9"/>
       <w:footerReference w:type="default" r:id="rId10"/>
